--- a/zht/docx/09.content.docx
+++ b/zht/docx/09.content.docx
@@ -19,7 +19,7 @@
         <w:rPr>
           <w:lang w:val="zh_TW" w:bidi="zh_TW"/>
         </w:rPr>
-        <w:t>Resource: 研讀筆記 - 書籍簡介 (Tyndale)</w:t>
+        <w:t>Resource: Tyndale Open Study Notes</w:t>
       </w:r>
       <w:r>
         <w:rPr>
@@ -112,7 +112,7 @@
         <w:rPr>
           <w:lang w:val="zh_TW" w:bidi="zh_TW"/>
         </w:rPr>
-        <w:t>研讀筆記 - 書籍簡介 (Tyndale)</w:t>
+        <w:t>Tyndale Open Study Notes</w:t>
       </w:r>
     </w:p>
     <w:p>

--- a/zht/docx/09.content.docx
+++ b/zht/docx/09.content.docx
@@ -19,7 +19,7 @@
         <w:rPr>
           <w:lang w:val="zh_TW" w:bidi="zh_TW"/>
         </w:rPr>
-        <w:t>Resource: Tyndale Open Study Notes</w:t>
+        <w:t>Resource: Aquifer Open Study Notes (Book Intros)</w:t>
       </w:r>
       <w:r>
         <w:rPr>
@@ -112,7 +112,7 @@
         <w:rPr>
           <w:lang w:val="zh_TW" w:bidi="zh_TW"/>
         </w:rPr>
-        <w:t>Tyndale Open Study Notes</w:t>
+        <w:t>Aquifer Open Study Notes (Book Intros)</w:t>
       </w:r>
     </w:p>
     <w:p>

--- a/zht/docx/09.content.docx
+++ b/zht/docx/09.content.docx
@@ -258,72 +258,48 @@
         </w:rPr>
         <w:t>摩西曾預言以色列的百姓會要求一位王來統治他們（</w:t>
       </w:r>
-      <w:hyperlink r:id="rId13">
-        <w:r>
-          <w:rPr>
-            <w:lang w:val="zh_TW" w:bidi="zh_TW"/>
-          </w:rPr>
-          <w:rPr>
-            <w:color w:val="0000EE"/>
-            <w:u w:val="single"/>
-          </w:rPr>
-          <w:t>申17:14–20</w:t>
-        </w:r>
-      </w:hyperlink>
+      <w:r>
+        <w:rPr>
+          <w:lang w:val="zh_TW" w:bidi="zh_TW"/>
+        </w:rPr>
+        <w:t>申17:14–20</w:t>
+      </w:r>
       <w:r>
         <w:rPr>
           <w:lang w:val="zh_TW" w:bidi="zh_TW"/>
         </w:rPr>
         <w:t>）。神明確列出君王的條件（</w:t>
       </w:r>
-      <w:hyperlink r:id="rId14">
-        <w:r>
-          <w:rPr>
-            <w:lang w:val="zh_TW" w:bidi="zh_TW"/>
-          </w:rPr>
-          <w:rPr>
-            <w:color w:val="0000EE"/>
-            <w:u w:val="single"/>
-          </w:rPr>
-          <w:t>申17:15</w:t>
-        </w:r>
-      </w:hyperlink>
+      <w:r>
+        <w:rPr>
+          <w:lang w:val="zh_TW" w:bidi="zh_TW"/>
+        </w:rPr>
+        <w:t>申17:15</w:t>
+      </w:r>
       <w:r>
         <w:rPr>
           <w:lang w:val="zh_TW" w:bidi="zh_TW"/>
         </w:rPr>
         <w:t>），但同時也警告人類君王常見的弊端——君王會貪求許多馬匹、娶許多妻子，並積累大量金銀（</w:t>
       </w:r>
-      <w:hyperlink r:id="rId15">
-        <w:r>
-          <w:rPr>
-            <w:lang w:val="zh_TW" w:bidi="zh_TW"/>
-          </w:rPr>
-          <w:rPr>
-            <w:color w:val="0000EE"/>
-            <w:u w:val="single"/>
-          </w:rPr>
-          <w:t>申17:16–17</w:t>
-        </w:r>
-      </w:hyperlink>
+      <w:r>
+        <w:rPr>
+          <w:lang w:val="zh_TW" w:bidi="zh_TW"/>
+        </w:rPr>
+        <w:t>申17:16–17</w:t>
+      </w:r>
       <w:r>
         <w:rPr>
           <w:lang w:val="zh_TW" w:bidi="zh_TW"/>
         </w:rPr>
         <w:t>）。為了防止這些問題，神吩咐每位以色列王都必須研讀神的律法（</w:t>
       </w:r>
-      <w:hyperlink r:id="rId16">
-        <w:r>
-          <w:rPr>
-            <w:lang w:val="zh_TW" w:bidi="zh_TW"/>
-          </w:rPr>
-          <w:rPr>
-            <w:color w:val="0000EE"/>
-            <w:u w:val="single"/>
-          </w:rPr>
-          <w:t>申17:18–20</w:t>
-        </w:r>
-      </w:hyperlink>
+      <w:r>
+        <w:rPr>
+          <w:lang w:val="zh_TW" w:bidi="zh_TW"/>
+        </w:rPr>
+        <w:t>申17:18–20</w:t>
+      </w:r>
       <w:r>
         <w:rPr>
           <w:lang w:val="zh_TW" w:bidi="zh_TW"/>
@@ -344,18 +320,12 @@
         </w:rPr>
         <w:t>在士師時期，以色列的各支派未能合一（見</w:t>
       </w:r>
-      <w:hyperlink r:id="rId17">
-        <w:r>
-          <w:rPr>
-            <w:lang w:val="zh_TW" w:bidi="zh_TW"/>
-          </w:rPr>
-          <w:rPr>
-            <w:color w:val="0000EE"/>
-            <w:u w:val="single"/>
-          </w:rPr>
-          <w:t>士17–21章</w:t>
-        </w:r>
-      </w:hyperlink>
+      <w:r>
+        <w:rPr>
+          <w:lang w:val="zh_TW" w:bidi="zh_TW"/>
+        </w:rPr>
+        <w:t>士17–21章</w:t>
+      </w:r>
       <w:r>
         <w:rPr>
           <w:lang w:val="zh_TW" w:bidi="zh_TW"/>
@@ -376,72 +346,48 @@
         </w:rPr>
         <w:t>基甸在撒母耳時代約一百年前擔任士師，他的行為在許多方面與君王相似。雖然基甸拒絕建立世襲王朝（</w:t>
       </w:r>
-      <w:hyperlink r:id="rId18">
-        <w:r>
-          <w:rPr>
-            <w:lang w:val="zh_TW" w:bidi="zh_TW"/>
-          </w:rPr>
-          <w:rPr>
-            <w:color w:val="0000EE"/>
-            <w:u w:val="single"/>
-          </w:rPr>
-          <w:t>士8:22–23</w:t>
-        </w:r>
-      </w:hyperlink>
+      <w:r>
+        <w:rPr>
+          <w:lang w:val="zh_TW" w:bidi="zh_TW"/>
+        </w:rPr>
+        <w:t>士8:22–23</w:t>
+      </w:r>
       <w:r>
         <w:rPr>
           <w:lang w:val="zh_TW" w:bidi="zh_TW"/>
         </w:rPr>
         <w:t>），但他的舉動卻漸漸像一位君王：他積累金銀並用來建造宗教偶像（</w:t>
       </w:r>
-      <w:hyperlink r:id="rId19">
-        <w:r>
-          <w:rPr>
-            <w:lang w:val="zh_TW" w:bidi="zh_TW"/>
-          </w:rPr>
-          <w:rPr>
-            <w:color w:val="0000EE"/>
-            <w:u w:val="single"/>
-          </w:rPr>
-          <w:t>士8:24–27</w:t>
-        </w:r>
-      </w:hyperlink>
+      <w:r>
+        <w:rPr>
+          <w:lang w:val="zh_TW" w:bidi="zh_TW"/>
+        </w:rPr>
+        <w:t>士8:24–27</w:t>
+      </w:r>
       <w:r>
         <w:rPr>
           <w:lang w:val="zh_TW" w:bidi="zh_TW"/>
         </w:rPr>
         <w:t>），他娶了許多妻子（</w:t>
       </w:r>
-      <w:hyperlink r:id="rId20">
-        <w:r>
-          <w:rPr>
-            <w:lang w:val="zh_TW" w:bidi="zh_TW"/>
-          </w:rPr>
-          <w:rPr>
-            <w:color w:val="0000EE"/>
-            <w:u w:val="single"/>
-          </w:rPr>
-          <w:t>士8:30</w:t>
-        </w:r>
-      </w:hyperlink>
+      <w:r>
+        <w:rPr>
+          <w:lang w:val="zh_TW" w:bidi="zh_TW"/>
+        </w:rPr>
+        <w:t>士8:30</w:t>
+      </w:r>
       <w:r>
         <w:rPr>
           <w:lang w:val="zh_TW" w:bidi="zh_TW"/>
         </w:rPr>
         <w:t>），甚至給自己的兒子取名亞比米勒，意思是「我的父親是王」（</w:t>
       </w:r>
-      <w:hyperlink r:id="rId21">
-        <w:r>
-          <w:rPr>
-            <w:lang w:val="zh_TW" w:bidi="zh_TW"/>
-          </w:rPr>
-          <w:rPr>
-            <w:color w:val="0000EE"/>
-            <w:u w:val="single"/>
-          </w:rPr>
-          <w:t>士8:31</w:t>
-        </w:r>
-      </w:hyperlink>
+      <w:r>
+        <w:rPr>
+          <w:lang w:val="zh_TW" w:bidi="zh_TW"/>
+        </w:rPr>
+        <w:t>士8:31</w:t>
+      </w:r>
       <w:r>
         <w:rPr>
           <w:lang w:val="zh_TW" w:bidi="zh_TW"/>
@@ -473,126 +419,84 @@
         </w:rPr>
         <w:t>在</w:t>
       </w:r>
-      <w:hyperlink r:id="rId22">
-        <w:r>
-          <w:rPr>
-            <w:lang w:val="zh_TW" w:bidi="zh_TW"/>
-          </w:rPr>
-          <w:rPr>
-            <w:color w:val="0000EE"/>
-            <w:u w:val="single"/>
-          </w:rPr>
-          <w:t>撒母耳記上第一至七章</w:t>
-        </w:r>
-      </w:hyperlink>
+      <w:r>
+        <w:rPr>
+          <w:lang w:val="zh_TW" w:bidi="zh_TW"/>
+        </w:rPr>
+        <w:t>撒母耳記上第一至七章</w:t>
+      </w:r>
       <w:r>
         <w:rPr>
           <w:lang w:val="zh_TW" w:bidi="zh_TW"/>
         </w:rPr>
         <w:t>中，撒母耳崛起成為神的士師和先知。撒母耳的母親哈拿是一位虔誠的婦人，她曾經多年不孕（</w:t>
       </w:r>
-      <w:hyperlink r:id="rId23">
-        <w:r>
-          <w:rPr>
-            <w:lang w:val="zh_TW" w:bidi="zh_TW"/>
-          </w:rPr>
-          <w:rPr>
-            <w:color w:val="0000EE"/>
-            <w:u w:val="single"/>
-          </w:rPr>
-          <w:t>1:1–23</w:t>
-        </w:r>
-      </w:hyperlink>
+      <w:r>
+        <w:rPr>
+          <w:lang w:val="zh_TW" w:bidi="zh_TW"/>
+        </w:rPr>
+        <w:t>1:1–23</w:t>
+      </w:r>
       <w:r>
         <w:rPr>
           <w:lang w:val="zh_TW" w:bidi="zh_TW"/>
         </w:rPr>
         <w:t>）。撒母耳出生後，作為利未人（</w:t>
       </w:r>
-      <w:hyperlink r:id="rId24">
-        <w:r>
-          <w:rPr>
-            <w:lang w:val="zh_TW" w:bidi="zh_TW"/>
-          </w:rPr>
-          <w:rPr>
-            <w:color w:val="0000EE"/>
-            <w:u w:val="single"/>
-          </w:rPr>
-          <w:t>代上6:33–34</w:t>
-        </w:r>
-      </w:hyperlink>
+      <w:r>
+        <w:rPr>
+          <w:lang w:val="zh_TW" w:bidi="zh_TW"/>
+        </w:rPr>
+        <w:t>代上6:33–34</w:t>
+      </w:r>
       <w:r>
         <w:rPr>
           <w:lang w:val="zh_TW" w:bidi="zh_TW"/>
         </w:rPr>
         <w:t>），自幼被獻給神，在會幕中接受祭司以利的指導（</w:t>
       </w:r>
-      <w:hyperlink r:id="rId25">
-        <w:r>
-          <w:rPr>
-            <w:lang w:val="zh_TW" w:bidi="zh_TW"/>
-          </w:rPr>
-          <w:rPr>
-            <w:color w:val="0000EE"/>
-            <w:u w:val="single"/>
-          </w:rPr>
-          <w:t>1:24–3:18</w:t>
-        </w:r>
-      </w:hyperlink>
+      <w:r>
+        <w:rPr>
+          <w:lang w:val="zh_TW" w:bidi="zh_TW"/>
+        </w:rPr>
+        <w:t>1:24–3:18</w:t>
+      </w:r>
       <w:r>
         <w:rPr>
           <w:lang w:val="zh_TW" w:bidi="zh_TW"/>
         </w:rPr>
         <w:t>）。他本來可能是受訓成為會幕的助手，但最終卻成為一位備受尊敬的先知（</w:t>
       </w:r>
-      <w:hyperlink r:id="rId26">
-        <w:r>
-          <w:rPr>
-            <w:lang w:val="zh_TW" w:bidi="zh_TW"/>
-          </w:rPr>
-          <w:rPr>
-            <w:color w:val="0000EE"/>
-            <w:u w:val="single"/>
-          </w:rPr>
-          <w:t>3:19–4:1上</w:t>
-        </w:r>
-      </w:hyperlink>
+      <w:r>
+        <w:rPr>
+          <w:lang w:val="zh_TW" w:bidi="zh_TW"/>
+        </w:rPr>
+        <w:t>3:19–4:1上</w:t>
+      </w:r>
       <w:r>
         <w:rPr>
           <w:lang w:val="zh_TW" w:bidi="zh_TW"/>
         </w:rPr>
         <w:t>）。當非利士人騷擾以色列人並擄走約櫃（</w:t>
       </w:r>
-      <w:hyperlink r:id="rId27">
-        <w:r>
-          <w:rPr>
-            <w:lang w:val="zh_TW" w:bidi="zh_TW"/>
-          </w:rPr>
-          <w:rPr>
-            <w:color w:val="0000EE"/>
-            <w:u w:val="single"/>
-          </w:rPr>
-          <w:t>4:1–7:2</w:t>
-        </w:r>
-      </w:hyperlink>
+      <w:r>
+        <w:rPr>
+          <w:lang w:val="zh_TW" w:bidi="zh_TW"/>
+        </w:rPr>
+        <w:t>4:1–7:2</w:t>
+      </w:r>
       <w:r>
         <w:rPr>
           <w:lang w:val="zh_TW" w:bidi="zh_TW"/>
         </w:rPr>
         <w:t>）時，撒母耳並未出現在這段記述中，顯示他當時尚未在以色列的民族事務中發揮重要作用。然而，在第</w:t>
       </w:r>
-      <w:hyperlink r:id="rId28">
-        <w:r>
-          <w:rPr>
-            <w:lang w:val="zh_TW" w:bidi="zh_TW"/>
-          </w:rPr>
-          <w:rPr>
-            <w:color w:val="0000EE"/>
-            <w:u w:val="single"/>
-          </w:rPr>
-          <w:t>七</w:t>
-        </w:r>
-      </w:hyperlink>
+      <w:r>
+        <w:rPr>
+          <w:lang w:val="zh_TW" w:bidi="zh_TW"/>
+        </w:rPr>
+        <w:t>七</w:t>
+      </w:r>
       <w:r>
         <w:rPr>
           <w:lang w:val="zh_TW" w:bidi="zh_TW"/>
@@ -613,72 +517,48 @@
         </w:rPr>
         <w:t>撒母耳的領導涵蓋了利未人、先知和士師三重身份，影響遍及社會各個層面。然而，他的兒子卻不配承接他的職責（</w:t>
       </w:r>
-      <w:hyperlink r:id="rId29">
-        <w:r>
-          <w:rPr>
-            <w:lang w:val="zh_TW" w:bidi="zh_TW"/>
-          </w:rPr>
-          <w:rPr>
-            <w:color w:val="0000EE"/>
-            <w:u w:val="single"/>
-          </w:rPr>
-          <w:t>8:1–3</w:t>
-        </w:r>
-      </w:hyperlink>
+      <w:r>
+        <w:rPr>
+          <w:lang w:val="zh_TW" w:bidi="zh_TW"/>
+        </w:rPr>
+        <w:t>8:1–3</w:t>
+      </w:r>
       <w:r>
         <w:rPr>
           <w:lang w:val="zh_TW" w:bidi="zh_TW"/>
         </w:rPr>
         <w:t>），於是以色列人要求撒母耳為他們立一位君王，像列國一樣有王治理他們。撒母耳堅決反對（</w:t>
       </w:r>
-      <w:hyperlink r:id="rId30">
-        <w:r>
-          <w:rPr>
-            <w:lang w:val="zh_TW" w:bidi="zh_TW"/>
-          </w:rPr>
-          <w:rPr>
-            <w:color w:val="0000EE"/>
-            <w:u w:val="single"/>
-          </w:rPr>
-          <w:t>8:10–21</w:t>
-        </w:r>
-      </w:hyperlink>
+      <w:r>
+        <w:rPr>
+          <w:lang w:val="zh_TW" w:bidi="zh_TW"/>
+        </w:rPr>
+        <w:t>8:10–21</w:t>
+      </w:r>
       <w:r>
         <w:rPr>
           <w:lang w:val="zh_TW" w:bidi="zh_TW"/>
         </w:rPr>
         <w:t>），但耶和華仍指示撒母耳膏立掃羅為王（</w:t>
       </w:r>
-      <w:hyperlink r:id="rId31">
-        <w:r>
-          <w:rPr>
-            <w:lang w:val="zh_TW" w:bidi="zh_TW"/>
-          </w:rPr>
-          <w:rPr>
-            <w:color w:val="0000EE"/>
-            <w:u w:val="single"/>
-          </w:rPr>
-          <w:t>9–10</w:t>
-        </w:r>
-      </w:hyperlink>
+      <w:r>
+        <w:rPr>
+          <w:lang w:val="zh_TW" w:bidi="zh_TW"/>
+        </w:rPr>
+        <w:t>9–10</w:t>
+      </w:r>
       <w:r>
         <w:rPr>
           <w:lang w:val="zh_TW" w:bidi="zh_TW"/>
         </w:rPr>
         <w:t>章）。在撒母耳的告別演說中，他提醒以色列人記得神的大能與看顧（</w:t>
       </w:r>
-      <w:hyperlink r:id="rId32">
-        <w:r>
-          <w:rPr>
-            <w:lang w:val="zh_TW" w:bidi="zh_TW"/>
-          </w:rPr>
-          <w:rPr>
-            <w:color w:val="0000EE"/>
-            <w:u w:val="single"/>
-          </w:rPr>
-          <w:t>12</w:t>
-        </w:r>
-      </w:hyperlink>
+      <w:r>
+        <w:rPr>
+          <w:lang w:val="zh_TW" w:bidi="zh_TW"/>
+        </w:rPr>
+        <w:t>12</w:t>
+      </w:r>
       <w:r>
         <w:rPr>
           <w:lang w:val="zh_TW" w:bidi="zh_TW"/>
@@ -699,108 +579,72 @@
         </w:rPr>
         <w:t>起初，掃羅是一位好王，他打敗了鄰近的亞捫人，拯救了基列·雅比城免於毀滅（</w:t>
       </w:r>
-      <w:hyperlink r:id="rId33">
-        <w:r>
-          <w:rPr>
-            <w:lang w:val="zh_TW" w:bidi="zh_TW"/>
-          </w:rPr>
-          <w:rPr>
-            <w:color w:val="0000EE"/>
-            <w:u w:val="single"/>
-          </w:rPr>
-          <w:t>11</w:t>
-        </w:r>
-      </w:hyperlink>
+      <w:r>
+        <w:rPr>
+          <w:lang w:val="zh_TW" w:bidi="zh_TW"/>
+        </w:rPr>
+        <w:t>11</w:t>
+      </w:r>
       <w:r>
         <w:rPr>
           <w:lang w:val="zh_TW" w:bidi="zh_TW"/>
         </w:rPr>
         <w:t>章）。但不久，他因違背神的命令而顯露出不配作王的本質（</w:t>
       </w:r>
-      <w:hyperlink r:id="rId34">
-        <w:r>
-          <w:rPr>
-            <w:lang w:val="zh_TW" w:bidi="zh_TW"/>
-          </w:rPr>
-          <w:rPr>
-            <w:color w:val="0000EE"/>
-            <w:u w:val="single"/>
-          </w:rPr>
-          <w:t>13</w:t>
-        </w:r>
-      </w:hyperlink>
+      <w:r>
+        <w:rPr>
+          <w:lang w:val="zh_TW" w:bidi="zh_TW"/>
+        </w:rPr>
+        <w:t>13</w:t>
+      </w:r>
       <w:r>
         <w:rPr>
           <w:lang w:val="zh_TW" w:bidi="zh_TW"/>
         </w:rPr>
         <w:t>，</w:t>
       </w:r>
-      <w:hyperlink r:id="rId35">
-        <w:r>
-          <w:rPr>
-            <w:lang w:val="zh_TW" w:bidi="zh_TW"/>
-          </w:rPr>
-          <w:rPr>
-            <w:color w:val="0000EE"/>
-            <w:u w:val="single"/>
-          </w:rPr>
-          <w:t>15</w:t>
-        </w:r>
-      </w:hyperlink>
+      <w:r>
+        <w:rPr>
+          <w:lang w:val="zh_TW" w:bidi="zh_TW"/>
+        </w:rPr>
+        <w:t>15</w:t>
+      </w:r>
       <w:r>
         <w:rPr>
           <w:lang w:val="zh_TW" w:bidi="zh_TW"/>
         </w:rPr>
         <w:t>章）。相比之下，掃羅的兒子約拿單品格高尚，似乎是理想的繼任者（</w:t>
       </w:r>
-      <w:hyperlink r:id="rId36">
-        <w:r>
-          <w:rPr>
-            <w:lang w:val="zh_TW" w:bidi="zh_TW"/>
-          </w:rPr>
-          <w:rPr>
-            <w:color w:val="0000EE"/>
-            <w:u w:val="single"/>
-          </w:rPr>
-          <w:t>14:1–52</w:t>
-        </w:r>
-      </w:hyperlink>
+      <w:r>
+        <w:rPr>
+          <w:lang w:val="zh_TW" w:bidi="zh_TW"/>
+        </w:rPr>
+        <w:t>14:1–52</w:t>
+      </w:r>
       <w:r>
         <w:rPr>
           <w:lang w:val="zh_TW" w:bidi="zh_TW"/>
         </w:rPr>
         <w:t>）。但約拿單並未繼承掃羅，因為神有不同的計劃（</w:t>
       </w:r>
-      <w:hyperlink r:id="rId37">
-        <w:r>
-          <w:rPr>
-            <w:lang w:val="zh_TW" w:bidi="zh_TW"/>
-          </w:rPr>
-          <w:rPr>
-            <w:color w:val="0000EE"/>
-            <w:u w:val="single"/>
-          </w:rPr>
-          <w:t>16–31</w:t>
-        </w:r>
-      </w:hyperlink>
+      <w:r>
+        <w:rPr>
+          <w:lang w:val="zh_TW" w:bidi="zh_TW"/>
+        </w:rPr>
+        <w:t>16–31</w:t>
+      </w:r>
       <w:r>
         <w:rPr>
           <w:lang w:val="zh_TW" w:bidi="zh_TW"/>
         </w:rPr>
         <w:t>章）。神指示撒母耳暗中膏立大衛為掃羅的繼任人（</w:t>
       </w:r>
-      <w:hyperlink r:id="rId38">
-        <w:r>
-          <w:rPr>
-            <w:lang w:val="zh_TW" w:bidi="zh_TW"/>
-          </w:rPr>
-          <w:rPr>
-            <w:color w:val="0000EE"/>
-            <w:u w:val="single"/>
-          </w:rPr>
-          <w:t>16:1–13</w:t>
-        </w:r>
-      </w:hyperlink>
+      <w:r>
+        <w:rPr>
+          <w:lang w:val="zh_TW" w:bidi="zh_TW"/>
+        </w:rPr>
+        <w:t>16:1–13</w:t>
+      </w:r>
       <w:r>
         <w:rPr>
           <w:lang w:val="zh_TW" w:bidi="zh_TW"/>
@@ -821,108 +665,72 @@
         </w:rPr>
         <w:t>掃羅與大衛的關係最初不錯，部分原因是大衛的音樂才能（</w:t>
       </w:r>
-      <w:hyperlink r:id="rId39">
-        <w:r>
-          <w:rPr>
-            <w:lang w:val="zh_TW" w:bidi="zh_TW"/>
-          </w:rPr>
-          <w:rPr>
-            <w:color w:val="0000EE"/>
-            <w:u w:val="single"/>
-          </w:rPr>
-          <w:t>16:14–23</w:t>
-        </w:r>
-      </w:hyperlink>
+      <w:r>
+        <w:rPr>
+          <w:lang w:val="zh_TW" w:bidi="zh_TW"/>
+        </w:rPr>
+        <w:t>16:14–23</w:t>
+      </w:r>
       <w:r>
         <w:rPr>
           <w:lang w:val="zh_TW" w:bidi="zh_TW"/>
         </w:rPr>
         <w:t>）。然而，大衛擊敗歌利亞（</w:t>
       </w:r>
-      <w:hyperlink r:id="rId40">
-        <w:r>
-          <w:rPr>
-            <w:lang w:val="zh_TW" w:bidi="zh_TW"/>
-          </w:rPr>
-          <w:rPr>
-            <w:color w:val="0000EE"/>
-            <w:u w:val="single"/>
-          </w:rPr>
-          <w:t>17:1–58</w:t>
-        </w:r>
-      </w:hyperlink>
+      <w:r>
+        <w:rPr>
+          <w:lang w:val="zh_TW" w:bidi="zh_TW"/>
+        </w:rPr>
+        <w:t>17:1–58</w:t>
+      </w:r>
       <w:r>
         <w:rPr>
           <w:lang w:val="zh_TW" w:bidi="zh_TW"/>
         </w:rPr>
         <w:t>）後，掃羅心生嫉妒（</w:t>
       </w:r>
-      <w:hyperlink r:id="rId41">
-        <w:r>
-          <w:rPr>
-            <w:lang w:val="zh_TW" w:bidi="zh_TW"/>
-          </w:rPr>
-          <w:rPr>
-            <w:color w:val="0000EE"/>
-            <w:u w:val="single"/>
-          </w:rPr>
-          <w:t>18:6–16</w:t>
-        </w:r>
-      </w:hyperlink>
+      <w:r>
+        <w:rPr>
+          <w:lang w:val="zh_TW" w:bidi="zh_TW"/>
+        </w:rPr>
+        <w:t>18:6–16</w:t>
+      </w:r>
       <w:r>
         <w:rPr>
           <w:lang w:val="zh_TW" w:bidi="zh_TW"/>
         </w:rPr>
         <w:t>），開始視大衛為王位的威脅，並設法除掉他。他將大衛納入王室，藉由婚姻得到更多機會謀殺他（</w:t>
       </w:r>
-      <w:hyperlink r:id="rId42">
-        <w:r>
-          <w:rPr>
-            <w:lang w:val="zh_TW" w:bidi="zh_TW"/>
-          </w:rPr>
-          <w:rPr>
-            <w:color w:val="0000EE"/>
-            <w:u w:val="single"/>
-          </w:rPr>
-          <w:t>18:17–29</w:t>
-        </w:r>
-      </w:hyperlink>
+      <w:r>
+        <w:rPr>
+          <w:lang w:val="zh_TW" w:bidi="zh_TW"/>
+        </w:rPr>
+        <w:t>18:17–29</w:t>
+      </w:r>
       <w:r>
         <w:rPr>
           <w:lang w:val="zh_TW" w:bidi="zh_TW"/>
         </w:rPr>
         <w:t>）。掃羅多次直接攻擊大衛（</w:t>
       </w:r>
-      <w:hyperlink r:id="rId43">
-        <w:r>
-          <w:rPr>
-            <w:lang w:val="zh_TW" w:bidi="zh_TW"/>
-          </w:rPr>
-          <w:rPr>
-            <w:color w:val="0000EE"/>
-            <w:u w:val="single"/>
-          </w:rPr>
-          <w:t>19:1–10</w:t>
-        </w:r>
-      </w:hyperlink>
+      <w:r>
+        <w:rPr>
+          <w:lang w:val="zh_TW" w:bidi="zh_TW"/>
+        </w:rPr>
+        <w:t>19:1–10</w:t>
+      </w:r>
       <w:r>
         <w:rPr>
           <w:lang w:val="zh_TW" w:bidi="zh_TW"/>
         </w:rPr>
         <w:t>），甚至殺害那些庇護大衛的人（</w:t>
       </w:r>
-      <w:hyperlink r:id="rId44">
-        <w:r>
-          <w:rPr>
-            <w:lang w:val="zh_TW" w:bidi="zh_TW"/>
-          </w:rPr>
-          <w:rPr>
-            <w:color w:val="0000EE"/>
-            <w:u w:val="single"/>
-          </w:rPr>
-          <w:t>21–22章</w:t>
-        </w:r>
-      </w:hyperlink>
+      <w:r>
+        <w:rPr>
+          <w:lang w:val="zh_TW" w:bidi="zh_TW"/>
+        </w:rPr>
+        <w:t>21–22章</w:t>
+      </w:r>
       <w:r>
         <w:rPr>
           <w:lang w:val="zh_TW" w:bidi="zh_TW"/>
@@ -943,36 +751,24 @@
         </w:rPr>
         <w:t>掃羅和約拿單最終在與非利士人的戰爭中戰死（</w:t>
       </w:r>
-      <w:hyperlink r:id="rId45">
-        <w:r>
-          <w:rPr>
-            <w:lang w:val="zh_TW" w:bidi="zh_TW"/>
-          </w:rPr>
-          <w:rPr>
-            <w:color w:val="0000EE"/>
-            <w:u w:val="single"/>
-          </w:rPr>
-          <w:t>31:1–6</w:t>
-        </w:r>
-      </w:hyperlink>
+      <w:r>
+        <w:rPr>
+          <w:lang w:val="zh_TW" w:bidi="zh_TW"/>
+        </w:rPr>
+        <w:t>31:1–6</w:t>
+      </w:r>
       <w:r>
         <w:rPr>
           <w:lang w:val="zh_TW" w:bidi="zh_TW"/>
         </w:rPr>
         <w:t>），這為大衛的登基鋪平道路，不過他仍然面臨不少挑戰（見</w:t>
       </w:r>
-      <w:hyperlink r:id="rId46">
-        <w:r>
-          <w:rPr>
-            <w:lang w:val="zh_TW" w:bidi="zh_TW"/>
-          </w:rPr>
-          <w:rPr>
-            <w:color w:val="0000EE"/>
-            <w:u w:val="single"/>
-          </w:rPr>
-          <w:t>撒下1:1–5:5</w:t>
-        </w:r>
-      </w:hyperlink>
+      <w:r>
+        <w:rPr>
+          <w:lang w:val="zh_TW" w:bidi="zh_TW"/>
+        </w:rPr>
+        <w:t>撒下1:1–5:5</w:t>
+      </w:r>
       <w:r>
         <w:rPr>
           <w:lang w:val="zh_TW" w:bidi="zh_TW"/>
@@ -1004,18 +800,12 @@
         </w:rPr>
         <w:t>「撒母耳」這個書名，來自撒母耳在以色列步向君主制期間的重要角色，而不是因為他是這卷書的作者。撒母耳可能撰寫了撒母耳記上的部分內容，但他不可能寫下撒母耳記下的任何部分，因為</w:t>
       </w:r>
-      <w:hyperlink r:id="rId47">
-        <w:r>
-          <w:rPr>
-            <w:lang w:val="zh_TW" w:bidi="zh_TW"/>
-          </w:rPr>
-          <w:rPr>
-            <w:color w:val="0000EE"/>
-            <w:u w:val="single"/>
-          </w:rPr>
-          <w:t>撒母耳記上二十五章1節</w:t>
-        </w:r>
-      </w:hyperlink>
+      <w:r>
+        <w:rPr>
+          <w:lang w:val="zh_TW" w:bidi="zh_TW"/>
+        </w:rPr>
+        <w:t>撒母耳記上二十五章1節</w:t>
+      </w:r>
       <w:r>
         <w:rPr>
           <w:lang w:val="zh_TW" w:bidi="zh_TW"/>
@@ -1061,18 +851,12 @@
         </w:rPr>
         <w:t>一些學者認為，撒母耳記上下（以及最初同為一卷的列王紀上下）可能是在巴比倫被擄時期或之後（公元前586–538年）由多種資料編纂而成。無疑，這卷書參考了多種歷史資料——例如撒母耳、拿單和迦得都記錄了大衛的生平事蹟（</w:t>
       </w:r>
-      <w:hyperlink r:id="rId48">
-        <w:r>
-          <w:rPr>
-            <w:lang w:val="zh_TW" w:bidi="zh_TW"/>
-          </w:rPr>
-          <w:rPr>
-            <w:color w:val="0000EE"/>
-            <w:u w:val="single"/>
-          </w:rPr>
-          <w:t>代上29:29</w:t>
-        </w:r>
-      </w:hyperlink>
+      <w:r>
+        <w:rPr>
+          <w:lang w:val="zh_TW" w:bidi="zh_TW"/>
+        </w:rPr>
+        <w:t>代上29:29</w:t>
+      </w:r>
       <w:r>
         <w:rPr>
           <w:lang w:val="zh_TW" w:bidi="zh_TW"/>
@@ -1143,72 +927,48 @@
         </w:rPr>
         <w:t>撒母耳記上對君王制度的強調，最早出現在哈拿的禱告中（見</w:t>
       </w:r>
-      <w:hyperlink r:id="rId49">
-        <w:r>
-          <w:rPr>
-            <w:lang w:val="zh_TW" w:bidi="zh_TW"/>
-          </w:rPr>
-          <w:rPr>
-            <w:color w:val="0000EE"/>
-            <w:u w:val="single"/>
-          </w:rPr>
-          <w:t>2:10</w:t>
-        </w:r>
-      </w:hyperlink>
+      <w:r>
+        <w:rPr>
+          <w:lang w:val="zh_TW" w:bidi="zh_TW"/>
+        </w:rPr>
+        <w:t>2:10</w:t>
+      </w:r>
       <w:r>
         <w:rPr>
           <w:lang w:val="zh_TW" w:bidi="zh_TW"/>
         </w:rPr>
         <w:t>）。其實，以色列有君王的概念，早在神對亞伯拉罕和撒拉的應許中已經提及（</w:t>
       </w:r>
-      <w:hyperlink r:id="rId50">
-        <w:r>
-          <w:rPr>
-            <w:lang w:val="zh_TW" w:bidi="zh_TW"/>
-          </w:rPr>
-          <w:rPr>
-            <w:color w:val="0000EE"/>
-            <w:u w:val="single"/>
-          </w:rPr>
-          <w:t>創17:6</w:t>
-        </w:r>
-      </w:hyperlink>
+      <w:r>
+        <w:rPr>
+          <w:lang w:val="zh_TW" w:bidi="zh_TW"/>
+        </w:rPr>
+        <w:t>創17:6</w:t>
+      </w:r>
       <w:r>
         <w:rPr>
           <w:lang w:val="zh_TW" w:bidi="zh_TW"/>
         </w:rPr>
         <w:t>、</w:t>
       </w:r>
-      <w:hyperlink r:id="rId51">
-        <w:r>
-          <w:rPr>
-            <w:lang w:val="zh_TW" w:bidi="zh_TW"/>
-          </w:rPr>
-          <w:rPr>
-            <w:color w:val="0000EE"/>
-            <w:u w:val="single"/>
-          </w:rPr>
-          <w:t>16</w:t>
-        </w:r>
-      </w:hyperlink>
+      <w:r>
+        <w:rPr>
+          <w:lang w:val="zh_TW" w:bidi="zh_TW"/>
+        </w:rPr>
+        <w:t>16</w:t>
+      </w:r>
       <w:r>
         <w:rPr>
           <w:lang w:val="zh_TW" w:bidi="zh_TW"/>
         </w:rPr>
         <w:t>）。神既沒有命令也沒有禁止以色列建立君主制度，但祂清楚列出了君王必須避免的過分行為（見</w:t>
       </w:r>
-      <w:hyperlink r:id="rId13">
-        <w:r>
-          <w:rPr>
-            <w:lang w:val="zh_TW" w:bidi="zh_TW"/>
-          </w:rPr>
-          <w:rPr>
-            <w:color w:val="0000EE"/>
-            <w:u w:val="single"/>
-          </w:rPr>
-          <w:t>申17:14–20</w:t>
-        </w:r>
-      </w:hyperlink>
+      <w:r>
+        <w:rPr>
+          <w:lang w:val="zh_TW" w:bidi="zh_TW"/>
+        </w:rPr>
+        <w:t>申17:14–20</w:t>
+      </w:r>
       <w:r>
         <w:rPr>
           <w:lang w:val="zh_TW" w:bidi="zh_TW"/>
@@ -1229,18 +989,12 @@
         </w:rPr>
         <w:t>在士師時代，以色列無論在屬靈還是民族發展方面，都變得越來越混亂，情況持續惡化，在</w:t>
       </w:r>
-      <w:hyperlink r:id="rId17">
-        <w:r>
-          <w:rPr>
-            <w:lang w:val="zh_TW" w:bidi="zh_TW"/>
-          </w:rPr>
-          <w:rPr>
-            <w:color w:val="0000EE"/>
-            <w:u w:val="single"/>
-          </w:rPr>
-          <w:t>士師記十七至二十一章</w:t>
-        </w:r>
-      </w:hyperlink>
+      <w:r>
+        <w:rPr>
+          <w:lang w:val="zh_TW" w:bidi="zh_TW"/>
+        </w:rPr>
+        <w:t>士師記十七至二十一章</w:t>
+      </w:r>
       <w:r>
         <w:rPr>
           <w:lang w:val="zh_TW" w:bidi="zh_TW"/>
@@ -1261,78 +1015,48 @@
         </w:rPr>
         <w:t>如果說君王的責任是執行神的約（</w:t>
       </w:r>
-      <w:hyperlink r:id="rId16">
-        <w:r>
-          <w:rPr>
-            <w:lang w:val="zh_TW" w:bidi="zh_TW"/>
-          </w:rPr>
-          <w:rPr>
-            <w:color w:val="0000EE"/>
-            <w:u w:val="single"/>
-          </w:rPr>
-          <w:t>申17:18–20</w:t>
-        </w:r>
-      </w:hyperlink>
+      <w:r>
+        <w:rPr>
+          <w:lang w:val="zh_TW" w:bidi="zh_TW"/>
+        </w:rPr>
+        <w:t>申17:18–20</w:t>
+      </w:r>
       <w:r>
         <w:rPr>
           <w:lang w:val="zh_TW" w:bidi="zh_TW"/>
         </w:rPr>
         <w:t>），那麼先知的職責則是解釋和維護約的條款。因此，先知撒母耳憑著對神的熱心，捍衛他從神所領受對君王的權柄。他不僅膏立了以色列的首兩位君王（</w:t>
       </w:r>
-      <w:hyperlink r:id="rId52">
-        <w:r>
-          <w:rPr>
-            <w:lang w:val="zh_TW" w:bidi="zh_TW"/>
-          </w:rPr>
-          <w:rPr>
-            <w:color w:val="0000EE"/>
-            <w:u w:val="single"/>
-          </w:rPr>
-          <w:t>撒上10:1，</w:t>
-        </w:r>
-      </w:hyperlink>
-      <w:hyperlink r:id="rId53">
-        <w:r>
-          <w:rPr>
-            <w:lang w:val="zh_TW" w:bidi="zh_TW"/>
-          </w:rPr>
-          <w:rPr>
-            <w:color w:val="0000EE"/>
-            <w:u w:val="single"/>
-          </w:rPr>
-          <w:t>16:13</w:t>
-        </w:r>
-      </w:hyperlink>
+      <w:r>
+        <w:rPr>
+          <w:lang w:val="zh_TW" w:bidi="zh_TW"/>
+        </w:rPr>
+        <w:t>撒上10:1，</w:t>
+      </w:r>
+      <w:r>
+        <w:rPr>
+          <w:lang w:val="zh_TW" w:bidi="zh_TW"/>
+        </w:rPr>
+        <w:t>16:13</w:t>
+      </w:r>
       <w:r>
         <w:rPr>
           <w:lang w:val="zh_TW" w:bidi="zh_TW"/>
         </w:rPr>
         <w:t>），也在君王違背神的約時嚴厲譴責他（</w:t>
       </w:r>
-      <w:hyperlink r:id="rId54">
-        <w:r>
-          <w:rPr>
-            <w:lang w:val="zh_TW" w:bidi="zh_TW"/>
-          </w:rPr>
-          <w:rPr>
-            <w:color w:val="0000EE"/>
-            <w:u w:val="single"/>
-          </w:rPr>
-          <w:t>13:8–15，</w:t>
-        </w:r>
-      </w:hyperlink>
-      <w:hyperlink r:id="rId55">
-        <w:r>
-          <w:rPr>
-            <w:lang w:val="zh_TW" w:bidi="zh_TW"/>
-          </w:rPr>
-          <w:rPr>
-            <w:color w:val="0000EE"/>
-            <w:u w:val="single"/>
-          </w:rPr>
-          <w:t>15:10–33</w:t>
-        </w:r>
-      </w:hyperlink>
+      <w:r>
+        <w:rPr>
+          <w:lang w:val="zh_TW" w:bidi="zh_TW"/>
+        </w:rPr>
+        <w:t>13:8–15，</w:t>
+      </w:r>
+      <w:r>
+        <w:rPr>
+          <w:lang w:val="zh_TW" w:bidi="zh_TW"/>
+        </w:rPr>
+        <w:t>15:10–33</w:t>
+      </w:r>
       <w:r>
         <w:rPr>
           <w:lang w:val="zh_TW" w:bidi="zh_TW"/>
@@ -1367,102 +1091,66 @@
         </w:rPr>
         <w:t>儘管士師時代和早期君主制令人相當失望，神對以色列歷史的主權仍透過幾個方面顯明：（1）一位曾經不孕的婦人生下撒母耳，他將引領以色列過渡至君主制，成為神的代理人（</w:t>
       </w:r>
-      <w:hyperlink r:id="rId56">
-        <w:r>
-          <w:rPr>
-            <w:lang w:val="zh_TW" w:bidi="zh_TW"/>
-          </w:rPr>
-          <w:rPr>
-            <w:color w:val="0000EE"/>
-            <w:u w:val="single"/>
-          </w:rPr>
-          <w:t>1</w:t>
-        </w:r>
-      </w:hyperlink>
+      <w:r>
+        <w:rPr>
+          <w:lang w:val="zh_TW" w:bidi="zh_TW"/>
+        </w:rPr>
+        <w:t>1</w:t>
+      </w:r>
       <w:r>
         <w:rPr>
           <w:lang w:val="zh_TW" w:bidi="zh_TW"/>
         </w:rPr>
         <w:t>章）；（2）非利士人一場毀滅性的勝利，最終在不靠人的力量的情況下變成非利士人的敗局（</w:t>
       </w:r>
-      <w:hyperlink r:id="rId57">
-        <w:r>
-          <w:rPr>
-            <w:lang w:val="zh_TW" w:bidi="zh_TW"/>
-          </w:rPr>
-          <w:rPr>
-            <w:color w:val="0000EE"/>
-            <w:u w:val="single"/>
-          </w:rPr>
-          <w:t>4–6</w:t>
-        </w:r>
-      </w:hyperlink>
+      <w:r>
+        <w:rPr>
+          <w:lang w:val="zh_TW" w:bidi="zh_TW"/>
+        </w:rPr>
+        <w:t>4–6</w:t>
+      </w:r>
       <w:r>
         <w:rPr>
           <w:lang w:val="zh_TW" w:bidi="zh_TW"/>
         </w:rPr>
         <w:t>章）；（3）以色列人所要求的君王，成為神所膏立的受膏者（</w:t>
       </w:r>
-      <w:hyperlink r:id="rId58">
-        <w:r>
-          <w:rPr>
-            <w:lang w:val="zh_TW" w:bidi="zh_TW"/>
-          </w:rPr>
-          <w:rPr>
-            <w:color w:val="0000EE"/>
-            <w:u w:val="single"/>
-          </w:rPr>
-          <w:t>8–10</w:t>
-        </w:r>
-      </w:hyperlink>
+      <w:r>
+        <w:rPr>
+          <w:lang w:val="zh_TW" w:bidi="zh_TW"/>
+        </w:rPr>
+        <w:t>8–10</w:t>
+      </w:r>
       <w:r>
         <w:rPr>
           <w:lang w:val="zh_TW" w:bidi="zh_TW"/>
         </w:rPr>
         <w:t>章）；（4）這位君王因為不忠而被神棄絕（</w:t>
       </w:r>
-      <w:hyperlink r:id="rId34">
-        <w:r>
-          <w:rPr>
-            <w:lang w:val="zh_TW" w:bidi="zh_TW"/>
-          </w:rPr>
-          <w:rPr>
-            <w:color w:val="0000EE"/>
-            <w:u w:val="single"/>
-          </w:rPr>
-          <w:t>13，</w:t>
-        </w:r>
-      </w:hyperlink>
-      <w:hyperlink r:id="rId35">
-        <w:r>
-          <w:rPr>
-            <w:lang w:val="zh_TW" w:bidi="zh_TW"/>
-          </w:rPr>
-          <w:rPr>
-            <w:color w:val="0000EE"/>
-            <w:u w:val="single"/>
-          </w:rPr>
-          <w:t>15</w:t>
-        </w:r>
-      </w:hyperlink>
+      <w:r>
+        <w:rPr>
+          <w:lang w:val="zh_TW" w:bidi="zh_TW"/>
+        </w:rPr>
+        <w:t>13，</w:t>
+      </w:r>
+      <w:r>
+        <w:rPr>
+          <w:lang w:val="zh_TW" w:bidi="zh_TW"/>
+        </w:rPr>
+        <w:t>15</w:t>
+      </w:r>
       <w:r>
         <w:rPr>
           <w:lang w:val="zh_TW" w:bidi="zh_TW"/>
         </w:rPr>
         <w:t>章）；（5）來自一個不起眼家族的第八個兒子，成為合神心意的人，被選為以色列未來的王（</w:t>
       </w:r>
-      <w:hyperlink r:id="rId59">
-        <w:r>
-          <w:rPr>
-            <w:lang w:val="zh_TW" w:bidi="zh_TW"/>
-          </w:rPr>
-          <w:rPr>
-            <w:color w:val="0000EE"/>
-            <w:u w:val="single"/>
-          </w:rPr>
-          <w:t>16</w:t>
-        </w:r>
-      </w:hyperlink>
+      <w:r>
+        <w:rPr>
+          <w:lang w:val="zh_TW" w:bidi="zh_TW"/>
+        </w:rPr>
+        <w:t>16</w:t>
+      </w:r>
       <w:r>
         <w:rPr>
           <w:lang w:val="zh_TW" w:bidi="zh_TW"/>
@@ -1483,48 +1171,30 @@
         </w:rPr>
         <w:t>大衛與掃羅的統治不同，他在以色列的王權得以持續，而他的後裔之一最終成為全地至高的君王。耶穌是大衛寶座的最終繼承者（</w:t>
       </w:r>
-      <w:hyperlink r:id="rId60">
-        <w:r>
-          <w:rPr>
-            <w:lang w:val="zh_TW" w:bidi="zh_TW"/>
-          </w:rPr>
-          <w:rPr>
-            <w:color w:val="0000EE"/>
-            <w:u w:val="single"/>
-          </w:rPr>
-          <w:t>約7:42</w:t>
-        </w:r>
-      </w:hyperlink>
+      <w:r>
+        <w:rPr>
+          <w:lang w:val="zh_TW" w:bidi="zh_TW"/>
+        </w:rPr>
+        <w:t>約7:42</w:t>
+      </w:r>
       <w:r>
         <w:rPr>
           <w:lang w:val="zh_TW" w:bidi="zh_TW"/>
         </w:rPr>
         <w:t>；</w:t>
       </w:r>
-      <w:hyperlink r:id="rId61">
-        <w:r>
-          <w:rPr>
-            <w:lang w:val="zh_TW" w:bidi="zh_TW"/>
-          </w:rPr>
-          <w:rPr>
-            <w:color w:val="0000EE"/>
-            <w:u w:val="single"/>
-          </w:rPr>
-          <w:t>啟5:5，</w:t>
-        </w:r>
-      </w:hyperlink>
-      <w:hyperlink r:id="rId62">
-        <w:r>
-          <w:rPr>
-            <w:lang w:val="zh_TW" w:bidi="zh_TW"/>
-          </w:rPr>
-          <w:rPr>
-            <w:color w:val="0000EE"/>
-            <w:u w:val="single"/>
-          </w:rPr>
-          <w:t>11:15</w:t>
-        </w:r>
-      </w:hyperlink>
+      <w:r>
+        <w:rPr>
+          <w:lang w:val="zh_TW" w:bidi="zh_TW"/>
+        </w:rPr>
+        <w:t>啟5:5，</w:t>
+      </w:r>
+      <w:r>
+        <w:rPr>
+          <w:lang w:val="zh_TW" w:bidi="zh_TW"/>
+        </w:rPr>
+        <w:t>11:15</w:t>
+      </w:r>
       <w:r>
         <w:rPr>
           <w:lang w:val="zh_TW" w:bidi="zh_TW"/>
